--- a/idees/1ª part.docx
+++ b/idees/1ª part.docx
@@ -2,6 +2,28 @@
 <file path=word/document.xml><?xml version="1.0" encoding="utf-8"?>
 <w:document xmlns:wpc="http://schemas.microsoft.com/office/word/2010/wordprocessingCanvas" xmlns:cx="http://schemas.microsoft.com/office/drawing/2014/chartex" xmlns:cx1="http://schemas.microsoft.com/office/drawing/2015/9/8/chartex" xmlns:cx2="http://schemas.microsoft.com/office/drawing/2015/10/21/chartex" xmlns:cx3="http://schemas.microsoft.com/office/drawing/2016/5/9/chartex" xmlns:cx4="http://schemas.microsoft.com/office/drawing/2016/5/10/chartex" xmlns:cx5="http://schemas.microsoft.com/office/drawing/2016/5/11/chartex" xmlns:cx6="http://schemas.microsoft.com/office/drawing/2016/5/12/chartex" xmlns:cx7="http://schemas.microsoft.com/office/drawing/2016/5/13/chartex" xmlns:cx8="http://schemas.microsoft.com/office/drawing/2016/5/14/chartex" xmlns:mc="http://schemas.openxmlformats.org/markup-compatibility/2006" xmlns:aink="http://schemas.microsoft.com/office/drawing/2016/ink" xmlns:am3d="http://schemas.microsoft.com/office/drawing/2017/model3d" xmlns:o="urn:schemas-microsoft-com:office:office" xmlns:oel="http://schemas.microsoft.com/office/2019/extlst" xmlns:r="http://schemas.openxmlformats.org/officeDocument/2006/relationships" xmlns:m="http://schemas.openxmlformats.org/officeDocument/2006/math" xmlns:v="urn:schemas-microsoft-com:vml" xmlns:wp14="http://schemas.microsoft.com/office/word/2010/wordprocessingDrawing" xmlns:wp="http://schemas.openxmlformats.org/drawingml/2006/wordprocessingDrawing" xmlns:w10="urn:schemas-microsoft-com:office:word" xmlns:w="http://schemas.openxmlformats.org/wordprocessingml/2006/main" xmlns:w14="http://schemas.microsoft.com/office/word/2010/wordml" xmlns:w15="http://schemas.microsoft.com/office/word/2012/wordml" xmlns:w16cex="http://schemas.microsoft.com/office/word/2018/wordml/cex" xmlns:w16cid="http://schemas.microsoft.com/office/word/2016/wordml/cid" xmlns:w16="http://schemas.microsoft.com/office/word/2018/wordml" xmlns:w16du="http://schemas.microsoft.com/office/word/2023/wordml/word16du" xmlns:w16sdtdh="http://schemas.microsoft.com/office/word/2020/wordml/sdtdatahash" xmlns:w16sdtfl="http://schemas.microsoft.com/office/word/2024/wordml/sdtformatlock" xmlns:w16se="http://schemas.microsoft.com/office/word/2015/wordml/symex" xmlns:wpg="http://schemas.microsoft.com/office/word/2010/wordprocessingGroup" xmlns:wpi="http://schemas.microsoft.com/office/word/2010/wordprocessingInk" xmlns:wne="http://schemas.microsoft.com/office/word/2006/wordml" xmlns:wps="http://schemas.microsoft.com/office/word/2010/wordprocessingShape" mc:Ignorable="w14 w15 w16se w16cid w16 w16cex w16sdtdh w16sdtfl w16du wp14">
   <w:body>
+    <w:p>
+      <w:pPr>
+        <w:ind w:left="720" w:hanging="360"/>
+        <w:rPr>
+          <w:rFonts w:ascii="Arial" w:hAnsi="Arial" w:cs="Arial"/>
+          <w:b/>
+          <w:bCs/>
+          <w:sz w:val="28"/>
+          <w:szCs w:val="28"/>
+        </w:rPr>
+      </w:pPr>
+      <w:r>
+        <w:rPr>
+          <w:rFonts w:ascii="Arial" w:hAnsi="Arial" w:cs="Arial"/>
+          <w:b/>
+          <w:bCs/>
+          <w:sz w:val="28"/>
+          <w:szCs w:val="28"/>
+        </w:rPr>
+        <w:t>Validacions de les dades</w:t>
+      </w:r>
+    </w:p>
     <w:p>
       <w:pPr>
         <w:pStyle w:val="ListParagraph"/>
@@ -104,6 +126,111 @@
           <w:sz w:val="24"/>
         </w:rPr>
         <w:t xml:space="preserve"> per tal que quan es busqui el camí més curt només es carreguin aquells valors</w:t>
+      </w:r>
+      <w:r>
+        <w:rPr>
+          <w:rFonts w:ascii="Arial" w:hAnsi="Arial"/>
+          <w:sz w:val="24"/>
+        </w:rPr>
+        <w:t>.</w:t>
+      </w:r>
+    </w:p>
+    <w:p>
+      <w:pPr>
+        <w:pStyle w:val="ListParagraph"/>
+        <w:ind w:left="1440"/>
+        <w:rPr>
+          <w:rFonts w:ascii="Arial" w:hAnsi="Arial"/>
+          <w:sz w:val="24"/>
+        </w:rPr>
+      </w:pPr>
+      <w:r>
+        <w:rPr>
+          <w:rFonts w:ascii="Arial" w:hAnsi="Arial"/>
+          <w:sz w:val="24"/>
+        </w:rPr>
+        <w:t>Fitxer “weights.txt” am</w:t>
+      </w:r>
+      <w:r>
+        <w:rPr>
+          <w:rFonts w:ascii="Arial" w:hAnsi="Arial"/>
+          <w:sz w:val="24"/>
+        </w:rPr>
+        <w:t>b</w:t>
+      </w:r>
+    </w:p>
+    <w:p>
+      <w:pPr>
+        <w:pStyle w:val="ListParagraph"/>
+        <w:ind w:left="1440"/>
+        <w:rPr>
+          <w:rFonts w:ascii="Arial" w:hAnsi="Arial"/>
+          <w:sz w:val="24"/>
+        </w:rPr>
+      </w:pPr>
+      <w:proofErr w:type="spellStart"/>
+      <w:r>
+        <w:rPr>
+          <w:rFonts w:ascii="Arial" w:hAnsi="Arial"/>
+          <w:sz w:val="24"/>
+        </w:rPr>
+        <w:t>Stop_a</w:t>
+      </w:r>
+      <w:proofErr w:type="spellEnd"/>
+      <w:r>
+        <w:rPr>
+          <w:rFonts w:ascii="Arial" w:hAnsi="Arial"/>
+          <w:sz w:val="24"/>
+        </w:rPr>
+        <w:tab/>
+      </w:r>
+      <w:proofErr w:type="spellStart"/>
+      <w:r>
+        <w:rPr>
+          <w:rFonts w:ascii="Arial" w:hAnsi="Arial"/>
+          <w:sz w:val="24"/>
+        </w:rPr>
+        <w:t>stop_b</w:t>
+      </w:r>
+      <w:proofErr w:type="spellEnd"/>
+      <w:r>
+        <w:rPr>
+          <w:rFonts w:ascii="Arial" w:hAnsi="Arial"/>
+          <w:sz w:val="24"/>
+        </w:rPr>
+        <w:tab/>
+      </w:r>
+      <w:proofErr w:type="spellStart"/>
+      <w:r>
+        <w:rPr>
+          <w:rFonts w:ascii="Arial" w:hAnsi="Arial"/>
+          <w:sz w:val="24"/>
+        </w:rPr>
+        <w:t>traversal_time</w:t>
+      </w:r>
+      <w:proofErr w:type="spellEnd"/>
+      <w:r>
+        <w:rPr>
+          <w:rFonts w:ascii="Arial" w:hAnsi="Arial"/>
+          <w:sz w:val="24"/>
+        </w:rPr>
+        <w:tab/>
+      </w:r>
+      <w:proofErr w:type="spellStart"/>
+      <w:r>
+        <w:rPr>
+          <w:rFonts w:ascii="Arial" w:hAnsi="Arial"/>
+          <w:sz w:val="24"/>
+        </w:rPr>
+        <w:t>type</w:t>
+      </w:r>
+      <w:proofErr w:type="spellEnd"/>
+      <w:r>
+        <w:rPr>
+          <w:rFonts w:ascii="Arial" w:hAnsi="Arial"/>
+          <w:sz w:val="24"/>
+        </w:rPr>
+        <w:t>(PW/SB)</w:t>
       </w:r>
     </w:p>
     <w:p>
@@ -851,6 +978,130 @@
     </w:p>
     <w:p>
       <w:pPr>
+        <w:rPr>
+          <w:rFonts w:ascii="Arial" w:hAnsi="Arial"/>
+          <w:sz w:val="24"/>
+        </w:rPr>
+      </w:pPr>
+    </w:p>
+    <w:p>
+      <w:pPr>
+        <w:rPr>
+          <w:rFonts w:ascii="Arial" w:hAnsi="Arial"/>
+          <w:sz w:val="24"/>
+        </w:rPr>
+      </w:pPr>
+    </w:p>
+    <w:p>
+      <w:pPr>
+        <w:rPr>
+          <w:rFonts w:ascii="Arial" w:hAnsi="Arial"/>
+          <w:b/>
+          <w:bCs/>
+          <w:sz w:val="28"/>
+          <w:szCs w:val="28"/>
+        </w:rPr>
+      </w:pPr>
+      <w:proofErr w:type="spellStart"/>
+      <w:r>
+        <w:rPr>
+          <w:rFonts w:ascii="Arial" w:hAnsi="Arial"/>
+          <w:b/>
+          <w:bCs/>
+          <w:sz w:val="28"/>
+          <w:szCs w:val="28"/>
+        </w:rPr>
+        <w:t>Dijkstra</w:t>
+      </w:r>
+      <w:proofErr w:type="spellEnd"/>
+    </w:p>
+    <w:p>
+      <w:pPr>
+        <w:rPr>
+          <w:rFonts w:ascii="Arial" w:hAnsi="Arial"/>
+          <w:sz w:val="24"/>
+        </w:rPr>
+      </w:pPr>
+      <w:r>
+        <w:rPr>
+          <w:rFonts w:ascii="Arial" w:hAnsi="Arial"/>
+          <w:sz w:val="24"/>
+        </w:rPr>
+        <w:t xml:space="preserve">Per tal de guardar tots els camins més curts i no només “el primer” trobat, hem de fer que si </w:t>
+      </w:r>
+      <w:proofErr w:type="spellStart"/>
+      <w:r>
+        <w:rPr>
+          <w:rFonts w:ascii="Arial" w:hAnsi="Arial"/>
+          <w:sz w:val="24"/>
+        </w:rPr>
+        <w:t>dist_i</w:t>
+      </w:r>
+      <w:proofErr w:type="spellEnd"/>
+      <w:r>
+        <w:rPr>
+          <w:rFonts w:ascii="Arial" w:hAnsi="Arial"/>
+          <w:sz w:val="24"/>
+        </w:rPr>
+        <w:t>=</w:t>
+      </w:r>
+      <w:proofErr w:type="spellStart"/>
+      <w:r>
+        <w:rPr>
+          <w:rFonts w:ascii="Arial" w:hAnsi="Arial"/>
+          <w:sz w:val="24"/>
+        </w:rPr>
+        <w:t>dist_f</w:t>
+      </w:r>
+      <w:proofErr w:type="spellEnd"/>
+      <w:r>
+        <w:rPr>
+          <w:rFonts w:ascii="Arial" w:hAnsi="Arial"/>
+          <w:sz w:val="24"/>
+        </w:rPr>
+        <w:t xml:space="preserve"> es guardin els dos pares del vèrtex.</w:t>
+      </w:r>
+    </w:p>
+    <w:p>
+      <w:pPr>
+        <w:rPr>
+          <w:rFonts w:ascii="Arial" w:hAnsi="Arial"/>
+          <w:sz w:val="24"/>
+        </w:rPr>
+      </w:pPr>
+      <w:r>
+        <w:rPr>
+          <w:rFonts w:ascii="Arial" w:hAnsi="Arial"/>
+          <w:sz w:val="24"/>
+        </w:rPr>
+        <w:lastRenderedPageBreak/>
+        <w:t xml:space="preserve">(+ tard també podem fer que es guardi també si la diferència de temps és &lt;=15s per donar més duna opció </w:t>
+      </w:r>
+      <w:r>
+        <w:rPr>
+          <w:rFonts w:ascii="Arial" w:hAnsi="Arial"/>
+          <w:sz w:val="24"/>
+        </w:rPr>
+        <w:sym w:font="Wingdings" w:char="F0DF"/>
+      </w:r>
+      <w:r>
+        <w:rPr>
+          <w:rFonts w:ascii="Arial" w:hAnsi="Arial"/>
+          <w:sz w:val="24"/>
+        </w:rPr>
+        <w:t xml:space="preserve"> útil quan es vulguin considerar diferents paràmetres o fins i tot considerant el mínim temps possible donar les 3 rutes més ràpides)</w:t>
+      </w:r>
+    </w:p>
+    <w:p>
+      <w:pPr>
+        <w:rPr>
+          <w:rFonts w:ascii="Arial" w:hAnsi="Arial"/>
+          <w:sz w:val="24"/>
+        </w:rPr>
+      </w:pPr>
+    </w:p>
+    <w:p>
+      <w:pPr>
         <w:pStyle w:val="ListParagraph"/>
         <w:ind w:left="2160"/>
         <w:rPr>
@@ -876,278 +1127,6 @@
         <w:rPr>
           <w:rFonts w:ascii="Arial" w:hAnsi="Arial"/>
           <w:sz w:val="24"/>
-        </w:rPr>
-      </w:pPr>
-    </w:p>
-    <w:p>
-      <w:pPr>
-        <w:rPr>
-          <w:rFonts w:ascii="Arial" w:hAnsi="Arial"/>
-          <w:sz w:val="24"/>
-        </w:rPr>
-      </w:pPr>
-      <w:r>
-        <w:rPr>
-          <w:rFonts w:ascii="Arial" w:hAnsi="Arial"/>
-          <w:sz w:val="24"/>
-        </w:rPr>
-        <w:t xml:space="preserve">+ tard ----- </w:t>
-      </w:r>
-    </w:p>
-    <w:p>
-      <w:pPr>
-        <w:pStyle w:val="ListParagraph"/>
-        <w:numPr>
-          <w:ilvl w:val="0"/>
-          <w:numId w:val="1"/>
-        </w:numPr>
-        <w:rPr>
-          <w:rFonts w:ascii="Arial" w:hAnsi="Arial" w:cs="Arial"/>
-          <w:sz w:val="24"/>
-          <w:szCs w:val="24"/>
-        </w:rPr>
-      </w:pPr>
-      <w:r>
-        <w:rPr>
-          <w:rFonts w:ascii="Arial" w:hAnsi="Arial" w:cs="Arial"/>
-          <w:sz w:val="24"/>
-          <w:szCs w:val="24"/>
-        </w:rPr>
-        <w:t>Paràmetres</w:t>
-      </w:r>
-    </w:p>
-    <w:p>
-      <w:pPr>
-        <w:pStyle w:val="ListParagraph"/>
-        <w:numPr>
-          <w:ilvl w:val="1"/>
-          <w:numId w:val="1"/>
-        </w:numPr>
-        <w:spacing w:line="278" w:lineRule="auto"/>
-        <w:rPr>
-          <w:rFonts w:ascii="Arial" w:hAnsi="Arial" w:cs="Arial"/>
-          <w:sz w:val="24"/>
-          <w:szCs w:val="24"/>
-        </w:rPr>
-      </w:pPr>
-      <w:r>
-        <w:rPr>
-          <w:rFonts w:ascii="Arial" w:hAnsi="Arial" w:cs="Arial"/>
-          <w:sz w:val="24"/>
-          <w:szCs w:val="24"/>
-        </w:rPr>
-        <w:t xml:space="preserve">Caminar menys </w:t>
-      </w:r>
-      <w:r>
-        <w:rPr>
-          <w:rFonts w:ascii="Arial" w:hAnsi="Arial" w:cs="Arial"/>
-          <w:sz w:val="24"/>
-          <w:szCs w:val="24"/>
-        </w:rPr>
-        <w:sym w:font="Wingdings" w:char="F0E0"/>
-      </w:r>
-      <w:r>
-        <w:rPr>
-          <w:rFonts w:ascii="Arial" w:hAnsi="Arial" w:cs="Arial"/>
-          <w:sz w:val="24"/>
-          <w:szCs w:val="24"/>
-        </w:rPr>
-        <w:t xml:space="preserve"> PW</w:t>
-      </w:r>
-    </w:p>
-    <w:p>
-      <w:pPr>
-        <w:pStyle w:val="ListParagraph"/>
-        <w:numPr>
-          <w:ilvl w:val="1"/>
-          <w:numId w:val="1"/>
-        </w:numPr>
-        <w:spacing w:line="278" w:lineRule="auto"/>
-        <w:rPr>
-          <w:rFonts w:ascii="Arial" w:hAnsi="Arial" w:cs="Arial"/>
-          <w:sz w:val="24"/>
-          <w:szCs w:val="24"/>
-        </w:rPr>
-      </w:pPr>
-      <w:r>
-        <w:rPr>
-          <w:rFonts w:ascii="Arial" w:hAnsi="Arial" w:cs="Arial"/>
-          <w:sz w:val="24"/>
-          <w:szCs w:val="24"/>
-        </w:rPr>
-        <w:t>Menys transbords</w:t>
-      </w:r>
-    </w:p>
-    <w:p>
-      <w:pPr>
-        <w:pStyle w:val="ListParagraph"/>
-        <w:numPr>
-          <w:ilvl w:val="1"/>
-          <w:numId w:val="1"/>
-        </w:numPr>
-        <w:spacing w:line="278" w:lineRule="auto"/>
-        <w:rPr>
-          <w:rFonts w:ascii="Arial" w:hAnsi="Arial" w:cs="Arial"/>
-          <w:sz w:val="24"/>
-          <w:szCs w:val="24"/>
-        </w:rPr>
-      </w:pPr>
-      <w:r>
-        <w:rPr>
-          <w:rFonts w:ascii="Arial" w:hAnsi="Arial" w:cs="Arial"/>
-          <w:sz w:val="24"/>
-          <w:szCs w:val="24"/>
-        </w:rPr>
-        <w:t xml:space="preserve">Esperar menys </w:t>
-      </w:r>
-      <w:r>
-        <w:rPr>
-          <w:rFonts w:ascii="Arial" w:hAnsi="Arial" w:cs="Arial"/>
-          <w:sz w:val="24"/>
-          <w:szCs w:val="24"/>
-        </w:rPr>
-        <w:sym w:font="Wingdings" w:char="F0DF"/>
-      </w:r>
-      <w:r>
-        <w:rPr>
-          <w:rFonts w:ascii="Arial" w:hAnsi="Arial" w:cs="Arial"/>
-          <w:sz w:val="24"/>
-          <w:szCs w:val="24"/>
-        </w:rPr>
-        <w:t xml:space="preserve"> + tard potser</w:t>
-      </w:r>
-    </w:p>
-    <w:p>
-      <w:pPr>
-        <w:pStyle w:val="ListParagraph"/>
-        <w:rPr>
-          <w:rFonts w:ascii="Arial" w:hAnsi="Arial" w:cs="Arial"/>
-          <w:sz w:val="24"/>
-          <w:szCs w:val="24"/>
-        </w:rPr>
-      </w:pPr>
-    </w:p>
-    <w:p>
-      <w:pPr>
-        <w:pStyle w:val="ListParagraph"/>
-        <w:numPr>
-          <w:ilvl w:val="0"/>
-          <w:numId w:val="1"/>
-        </w:numPr>
-        <w:rPr>
-          <w:rFonts w:ascii="Arial" w:hAnsi="Arial" w:cs="Arial"/>
-          <w:sz w:val="24"/>
-          <w:szCs w:val="24"/>
-        </w:rPr>
-      </w:pPr>
-      <w:r>
-        <w:rPr>
-          <w:rFonts w:ascii="Arial" w:hAnsi="Arial" w:cs="Arial"/>
-          <w:sz w:val="24"/>
-          <w:szCs w:val="24"/>
-        </w:rPr>
-        <w:lastRenderedPageBreak/>
-        <w:t>Comparació dels dos algoritmes</w:t>
-      </w:r>
-    </w:p>
-    <w:p>
-      <w:pPr>
-        <w:pStyle w:val="ListParagraph"/>
-        <w:numPr>
-          <w:ilvl w:val="1"/>
-          <w:numId w:val="1"/>
-        </w:numPr>
-        <w:rPr>
-          <w:rFonts w:ascii="Arial" w:hAnsi="Arial" w:cs="Arial"/>
-          <w:sz w:val="24"/>
-          <w:szCs w:val="24"/>
-        </w:rPr>
-      </w:pPr>
-      <w:r>
-        <w:rPr>
-          <w:rFonts w:ascii="Arial" w:hAnsi="Arial" w:cs="Arial"/>
-          <w:sz w:val="24"/>
-          <w:szCs w:val="24"/>
-        </w:rPr>
-        <w:t xml:space="preserve">Fer una taula final de orígens x destins amb els trajectes calculats i el camí més curt trobat pels dos algoritmes amb el nombre d’iteracions i temps per comparar. </w:t>
-      </w:r>
-    </w:p>
-    <w:p>
-      <w:pPr>
-        <w:pStyle w:val="ListParagraph"/>
-        <w:numPr>
-          <w:ilvl w:val="1"/>
-          <w:numId w:val="1"/>
-        </w:numPr>
-        <w:rPr>
-          <w:rFonts w:ascii="Arial" w:hAnsi="Arial" w:cs="Arial"/>
-          <w:sz w:val="24"/>
-          <w:szCs w:val="24"/>
-        </w:rPr>
-      </w:pPr>
-      <w:r>
-        <w:rPr>
-          <w:rFonts w:ascii="Arial" w:hAnsi="Arial" w:cs="Arial"/>
-          <w:sz w:val="24"/>
-          <w:szCs w:val="24"/>
-        </w:rPr>
-        <w:t>El temps hauria de ser la mitjana de vàries execucions per aquella entrada</w:t>
-      </w:r>
-      <w:r>
-        <w:rPr>
-          <w:rFonts w:ascii="Arial" w:hAnsi="Arial" w:cs="Arial"/>
-          <w:sz w:val="24"/>
-          <w:szCs w:val="24"/>
-        </w:rPr>
-        <w:t xml:space="preserve"> i aquell destí.</w:t>
-      </w:r>
-      <w:r>
-        <w:rPr>
-          <w:rFonts w:ascii="Arial" w:hAnsi="Arial" w:cs="Arial"/>
-          <w:sz w:val="24"/>
-          <w:szCs w:val="24"/>
-        </w:rPr>
-        <w:t xml:space="preserve"> </w:t>
-      </w:r>
-    </w:p>
-    <w:p>
-      <w:pPr>
-        <w:pStyle w:val="ListParagraph"/>
-        <w:numPr>
-          <w:ilvl w:val="1"/>
-          <w:numId w:val="1"/>
-        </w:numPr>
-        <w:rPr>
-          <w:rFonts w:ascii="Arial" w:hAnsi="Arial" w:cs="Arial"/>
-          <w:sz w:val="24"/>
-          <w:szCs w:val="24"/>
-        </w:rPr>
-      </w:pPr>
-      <w:r>
-        <w:rPr>
-          <w:rFonts w:ascii="Arial" w:hAnsi="Arial" w:cs="Arial"/>
-          <w:sz w:val="24"/>
-          <w:szCs w:val="24"/>
-        </w:rPr>
-        <w:t>És just i coherent comparar per temps???</w:t>
-      </w:r>
-      <w:r>
-        <w:rPr>
-          <w:rFonts w:ascii="Arial" w:hAnsi="Arial" w:cs="Arial"/>
-          <w:sz w:val="24"/>
-          <w:szCs w:val="24"/>
-        </w:rPr>
-        <w:t xml:space="preserve"> O s’hauria de fer per nombre d’iteracions/complexitat?</w:t>
-      </w:r>
-    </w:p>
-    <w:p>
-      <w:pPr>
-        <w:pStyle w:val="ListParagraph"/>
-        <w:ind w:left="1440"/>
-        <w:rPr>
-          <w:rFonts w:ascii="Arial" w:hAnsi="Arial" w:cs="Arial"/>
-          <w:sz w:val="24"/>
-          <w:szCs w:val="24"/>
         </w:rPr>
       </w:pPr>
     </w:p>
